--- a/Dokumente/lastenheft.docx
+++ b/Dokumente/lastenheft.docx
@@ -571,21 +571,7 @@
                 <w:rStyle w:val="Hyperlink"/>
                 <w:noProof/>
               </w:rPr>
-              <w:t>2.1 Ziel und Zw</w:t>
-            </w:r>
-            <w:r>
-              <w:rPr>
-                <w:rStyle w:val="Hyperlink"/>
-                <w:noProof/>
-              </w:rPr>
-              <w:t>e</w:t>
-            </w:r>
-            <w:r>
-              <w:rPr>
-                <w:rStyle w:val="Hyperlink"/>
-                <w:noProof/>
-              </w:rPr>
-              <w:t>ck des Dokuments</w:t>
+              <w:t>2.1 Ziel und Zweck des Dokuments</w:t>
             </w:r>
             <w:r>
               <w:rPr>
@@ -2774,7 +2760,10 @@
         <w:t>r</w:t>
       </w:r>
       <w:r>
-        <w:t xml:space="preserve"> Auftraggeber. Es dient als Grundlage für die Umsetzung sowie als Referenz für die Abnahme des Projekts.</w:t>
+        <w:t xml:space="preserve"> Auftraggeber. Es dient als Grundlage für die</w:t>
+      </w:r>
+      <w:r>
+        <w:t xml:space="preserve"> Formulierung eines Pflichtenhefts.</w:t>
       </w:r>
     </w:p>
     <w:p>
@@ -3102,7 +3091,8 @@
     <w:tbl>
       <w:tblPr>
         <w:tblStyle w:val="Tabellenraster"/>
-        <w:tblW w:w="5924" w:type="dxa"/>
+        <w:tblW w:w="9923" w:type="dxa"/>
+        <w:tblInd w:w="-147" w:type="dxa"/>
         <w:tblBorders>
           <w:top w:val="single" w:sz="4" w:space="0" w:color="D9D9D9" w:themeColor="background1" w:themeShade="D9"/>
           <w:left w:val="single" w:sz="4" w:space="0" w:color="D9D9D9" w:themeColor="background1" w:themeShade="D9"/>
@@ -3114,9 +3104,9 @@
         <w:tblLook w:val="04A0" w:firstRow="1" w:lastRow="0" w:firstColumn="1" w:lastColumn="0" w:noHBand="0" w:noVBand="1"/>
       </w:tblPr>
       <w:tblGrid>
-        <w:gridCol w:w="1816"/>
-        <w:gridCol w:w="1596"/>
-        <w:gridCol w:w="2512"/>
+        <w:gridCol w:w="2124"/>
+        <w:gridCol w:w="1889"/>
+        <w:gridCol w:w="5910"/>
       </w:tblGrid>
       <w:tr>
         <w:trPr>
@@ -3124,18 +3114,20 @@
         </w:trPr>
         <w:tc>
           <w:tcPr>
-            <w:tcW w:w="1829" w:type="dxa"/>
+            <w:tcW w:w="2124" w:type="dxa"/>
             <w:vAlign w:val="center"/>
           </w:tcPr>
           <w:p>
             <w:pPr>
               <w:rPr>
+                <w:rFonts w:cstheme="minorHAnsi"/>
                 <w:b/>
                 <w:bCs/>
               </w:rPr>
             </w:pPr>
             <w:r>
               <w:rPr>
+                <w:rFonts w:cstheme="minorHAnsi"/>
                 <w:b/>
                 <w:bCs/>
               </w:rPr>
@@ -3145,18 +3137,20 @@
         </w:tc>
         <w:tc>
           <w:tcPr>
-            <w:tcW w:w="1662" w:type="dxa"/>
+            <w:tcW w:w="1889" w:type="dxa"/>
             <w:vAlign w:val="center"/>
           </w:tcPr>
           <w:p>
             <w:pPr>
               <w:rPr>
+                <w:rFonts w:cstheme="minorHAnsi"/>
                 <w:b/>
                 <w:bCs/>
               </w:rPr>
             </w:pPr>
             <w:r>
               <w:rPr>
+                <w:rFonts w:cstheme="minorHAnsi"/>
                 <w:b/>
                 <w:bCs/>
               </w:rPr>
@@ -3166,22 +3160,24 @@
         </w:tc>
         <w:tc>
           <w:tcPr>
-            <w:tcW w:w="2433" w:type="dxa"/>
+            <w:tcW w:w="5910" w:type="dxa"/>
             <w:vAlign w:val="center"/>
           </w:tcPr>
           <w:p>
             <w:pPr>
               <w:rPr>
+                <w:rFonts w:cstheme="minorHAnsi"/>
                 <w:b/>
                 <w:bCs/>
               </w:rPr>
             </w:pPr>
             <w:r>
               <w:rPr>
+                <w:rFonts w:cstheme="minorHAnsi"/>
                 <w:b/>
                 <w:bCs/>
               </w:rPr>
-              <w:t>E-Mail</w:t>
+              <w:t>Abteilung</w:t>
             </w:r>
           </w:p>
         </w:tc>
@@ -3192,34 +3188,58 @@
         </w:trPr>
         <w:tc>
           <w:tcPr>
-            <w:tcW w:w="1829" w:type="dxa"/>
+            <w:tcW w:w="2124" w:type="dxa"/>
             <w:vAlign w:val="center"/>
           </w:tcPr>
           <w:p>
-            <w:r>
-              <w:t>Produktmanager</w:t>
+            <w:pPr>
+              <w:rPr>
+                <w:rFonts w:cstheme="minorHAnsi"/>
+              </w:rPr>
+            </w:pPr>
+            <w:r>
+              <w:rPr>
+                <w:rFonts w:cstheme="minorHAnsi"/>
+              </w:rPr>
+              <w:t>Entwickler + Projektmanager</w:t>
             </w:r>
           </w:p>
         </w:tc>
         <w:tc>
           <w:tcPr>
-            <w:tcW w:w="1662" w:type="dxa"/>
+            <w:tcW w:w="1889" w:type="dxa"/>
             <w:vAlign w:val="center"/>
           </w:tcPr>
           <w:p>
-            <w:r>
+            <w:pPr>
+              <w:rPr>
+                <w:rFonts w:cstheme="minorHAnsi"/>
+              </w:rPr>
+            </w:pPr>
+            <w:r>
+              <w:rPr>
+                <w:rFonts w:cstheme="minorHAnsi"/>
+              </w:rPr>
               <w:t>Nils Gronowski</w:t>
             </w:r>
           </w:p>
         </w:tc>
         <w:tc>
           <w:tcPr>
-            <w:tcW w:w="2433" w:type="dxa"/>
+            <w:tcW w:w="5910" w:type="dxa"/>
             <w:vAlign w:val="center"/>
           </w:tcPr>
           <w:p>
-            <w:r>
-              <w:t>nils.gronowski@wdr.de</w:t>
+            <w:pPr>
+              <w:rPr>
+                <w:rFonts w:cstheme="minorHAnsi"/>
+              </w:rPr>
+            </w:pPr>
+            <w:r>
+              <w:rPr>
+                <w:rFonts w:cstheme="minorHAnsi"/>
+              </w:rPr>
+              <w:t>KI- Daten und Publikumsprodukte</w:t>
             </w:r>
           </w:p>
         </w:tc>
@@ -3230,78 +3250,72 @@
         </w:trPr>
         <w:tc>
           <w:tcPr>
-            <w:tcW w:w="1829" w:type="dxa"/>
+            <w:tcW w:w="2124" w:type="dxa"/>
             <w:vAlign w:val="center"/>
           </w:tcPr>
           <w:p>
-            <w:r>
-              <w:t>Ansprechpartner</w:t>
+            <w:pPr>
+              <w:rPr>
+                <w:rFonts w:cstheme="minorHAnsi"/>
+              </w:rPr>
+            </w:pPr>
+            <w:bookmarkStart w:id="7" w:name="_Hlk224891383"/>
+            <w:r>
+              <w:rPr>
+                <w:rFonts w:cstheme="minorHAnsi"/>
+              </w:rPr>
+              <w:t>Auftraggeber</w:t>
+            </w:r>
+            <w:bookmarkEnd w:id="7"/>
+            <w:r>
+              <w:rPr>
+                <w:rFonts w:cstheme="minorHAnsi"/>
+              </w:rPr>
+              <w:t xml:space="preserve"> + Technische Ansprechpartner</w:t>
             </w:r>
           </w:p>
         </w:tc>
         <w:tc>
           <w:tcPr>
-            <w:tcW w:w="1662" w:type="dxa"/>
+            <w:tcW w:w="1889" w:type="dxa"/>
             <w:vAlign w:val="center"/>
           </w:tcPr>
           <w:p>
-            <w:r>
+            <w:pPr>
+              <w:rPr>
+                <w:rFonts w:cstheme="minorHAnsi"/>
+              </w:rPr>
+            </w:pPr>
+            <w:r>
+              <w:rPr>
+                <w:rFonts w:cstheme="minorHAnsi"/>
+              </w:rPr>
               <w:t>Dirk Kerpen</w:t>
+            </w:r>
+            <w:r>
+              <w:rPr>
+                <w:rFonts w:cstheme="minorHAnsi"/>
+              </w:rPr>
+              <w:t xml:space="preserve"> + Wolfgang Höfer</w:t>
             </w:r>
           </w:p>
         </w:tc>
         <w:tc>
           <w:tcPr>
-            <w:tcW w:w="2433" w:type="dxa"/>
+            <w:tcW w:w="5910" w:type="dxa"/>
             <w:vAlign w:val="center"/>
           </w:tcPr>
           <w:p>
-            <w:hyperlink r:id="rId11" w:history="1">
-              <w:r>
-                <w:rPr>
-                  <w:rStyle w:val="Hyperlink"/>
-                  <w:u w:val="none"/>
-                </w:rPr>
-                <w:t>dirk.kerpen@wdr.de</w:t>
-              </w:r>
-            </w:hyperlink>
-          </w:p>
-        </w:tc>
-      </w:tr>
-      <w:tr>
-        <w:trPr>
-          <w:trHeight w:val="454"/>
-        </w:trPr>
-        <w:tc>
-          <w:tcPr>
-            <w:tcW w:w="1829" w:type="dxa"/>
-            <w:vAlign w:val="center"/>
-          </w:tcPr>
-          <w:p>
-            <w:r>
-              <w:t>Ansprechpartner</w:t>
-            </w:r>
-          </w:p>
-        </w:tc>
-        <w:tc>
-          <w:tcPr>
-            <w:tcW w:w="1662" w:type="dxa"/>
-            <w:vAlign w:val="center"/>
-          </w:tcPr>
-          <w:p>
-            <w:r>
-              <w:t>Wolfgang Höfer</w:t>
-            </w:r>
-          </w:p>
-        </w:tc>
-        <w:tc>
-          <w:tcPr>
-            <w:tcW w:w="2433" w:type="dxa"/>
-            <w:vAlign w:val="center"/>
-          </w:tcPr>
-          <w:p>
-            <w:r>
-              <w:t>wolfgang.hoefer@wdr.de</w:t>
+            <w:pPr>
+              <w:rPr>
+                <w:rFonts w:cstheme="minorHAnsi"/>
+              </w:rPr>
+            </w:pPr>
+            <w:r>
+              <w:rPr>
+                <w:rFonts w:cstheme="minorHAnsi"/>
+              </w:rPr>
+              <w:t>KI- Daten und Publikumsprodukte</w:t>
             </w:r>
           </w:p>
         </w:tc>
@@ -3316,7 +3330,7 @@
       <w:pPr>
         <w:pStyle w:val="berschrift1"/>
       </w:pPr>
-      <w:bookmarkStart w:id="7" w:name="_Toc224890839"/>
+      <w:bookmarkStart w:id="8" w:name="_Toc224890839"/>
       <w:r>
         <w:t>3</w:t>
       </w:r>
@@ -3326,14 +3340,14 @@
       <w:r>
         <w:t>Konzept</w:t>
       </w:r>
-      <w:bookmarkEnd w:id="7"/>
+      <w:bookmarkEnd w:id="8"/>
     </w:p>
     <w:p/>
     <w:p>
       <w:pPr>
         <w:pStyle w:val="berschrift2"/>
       </w:pPr>
-      <w:bookmarkStart w:id="8" w:name="_Toc224890840"/>
+      <w:bookmarkStart w:id="9" w:name="_Toc224890840"/>
       <w:r>
         <w:t>3</w:t>
       </w:r>
@@ -3352,7 +3366,7 @@
       <w:r>
         <w:t xml:space="preserve"> </w:t>
       </w:r>
-      <w:bookmarkEnd w:id="8"/>
+      <w:bookmarkEnd w:id="9"/>
       <w:r>
         <w:t>des Projekts</w:t>
       </w:r>
@@ -3366,7 +3380,6 @@
         </w:numPr>
       </w:pPr>
       <w:r>
-        <w:lastRenderedPageBreak/>
         <w:t>Entwicklung eines funktionalen Prototyps</w:t>
       </w:r>
     </w:p>
@@ -3379,6 +3392,7 @@
         </w:numPr>
       </w:pPr>
       <w:r>
+        <w:lastRenderedPageBreak/>
         <w:t>Bereitstellung eines Tools zur automatisierten Projektinitialisierung</w:t>
       </w:r>
     </w:p>
@@ -3407,7 +3421,7 @@
       <w:pPr>
         <w:pStyle w:val="berschrift2"/>
       </w:pPr>
-      <w:bookmarkStart w:id="9" w:name="_Toc224890841"/>
+      <w:bookmarkStart w:id="10" w:name="_Toc224890841"/>
       <w:r>
         <w:t>3</w:t>
       </w:r>
@@ -3429,7 +3443,7 @@
       <w:r>
         <w:t>Anwender</w:t>
       </w:r>
-      <w:bookmarkEnd w:id="9"/>
+      <w:bookmarkEnd w:id="10"/>
     </w:p>
     <w:p>
       <w:r>
@@ -3465,7 +3479,7 @@
       <w:pPr>
         <w:pStyle w:val="berschrift2"/>
       </w:pPr>
-      <w:bookmarkStart w:id="10" w:name="_Toc224890842"/>
+      <w:bookmarkStart w:id="11" w:name="_Toc224890842"/>
       <w:r>
         <w:t>3</w:t>
       </w:r>
@@ -3481,7 +3495,7 @@
       <w:r>
         <w:t>Zielgruppe</w:t>
       </w:r>
-      <w:bookmarkEnd w:id="10"/>
+      <w:bookmarkEnd w:id="11"/>
       <w:r>
         <w:t>n</w:t>
       </w:r>
@@ -3520,20 +3534,20 @@
       <w:pPr>
         <w:pStyle w:val="berschrift1"/>
       </w:pPr>
-      <w:bookmarkStart w:id="11" w:name="_Toc224890843"/>
+      <w:bookmarkStart w:id="12" w:name="_Toc224890843"/>
       <w:r>
         <w:t>4</w:t>
       </w:r>
       <w:r>
         <w:t xml:space="preserve"> Funktionale Anforderungen</w:t>
       </w:r>
-      <w:bookmarkEnd w:id="11"/>
+      <w:bookmarkEnd w:id="12"/>
     </w:p>
     <w:p>
       <w:pPr>
         <w:pStyle w:val="berschrift2"/>
       </w:pPr>
-      <w:bookmarkStart w:id="12" w:name="_Toc224890844"/>
+      <w:bookmarkStart w:id="13" w:name="_Toc224890844"/>
       <w:r>
         <w:t>4.</w:t>
       </w:r>
@@ -3543,11 +3557,17 @@
       <w:r>
         <w:t>Start der Anwendung</w:t>
       </w:r>
-      <w:bookmarkEnd w:id="12"/>
-    </w:p>
-    <w:p>
-      <w:r>
-        <w:t>Die Anwendung muss über die Kommandozeile gestartet werden können.</w:t>
+      <w:bookmarkEnd w:id="13"/>
+    </w:p>
+    <w:p>
+      <w:r>
+        <w:t>Die Anwendung muss über die Kommandozeile gestartet werden können</w:t>
+      </w:r>
+      <w:r>
+        <w:t xml:space="preserve"> und braucht kein explizites UI</w:t>
+      </w:r>
+      <w:r>
+        <w:t>.</w:t>
       </w:r>
     </w:p>
     <w:p/>
@@ -3555,20 +3575,20 @@
       <w:pPr>
         <w:pStyle w:val="berschrift2"/>
       </w:pPr>
-      <w:bookmarkStart w:id="13" w:name="_Hlk224890165"/>
-      <w:bookmarkStart w:id="14" w:name="_Toc224720515"/>
-      <w:bookmarkStart w:id="15" w:name="_Toc224890131"/>
-      <w:bookmarkStart w:id="16" w:name="_Toc224890845"/>
+      <w:bookmarkStart w:id="14" w:name="_Hlk224890165"/>
+      <w:bookmarkStart w:id="15" w:name="_Toc224720515"/>
+      <w:bookmarkStart w:id="16" w:name="_Toc224890131"/>
+      <w:bookmarkStart w:id="17" w:name="_Toc224890845"/>
       <w:r>
         <w:t xml:space="preserve">4.2 </w:t>
       </w:r>
-      <w:bookmarkEnd w:id="13"/>
+      <w:bookmarkEnd w:id="14"/>
       <w:r>
         <w:t>Interaktiver Konfigurationsassistent</w:t>
       </w:r>
-      <w:bookmarkEnd w:id="14"/>
       <w:bookmarkEnd w:id="15"/>
       <w:bookmarkEnd w:id="16"/>
+      <w:bookmarkEnd w:id="17"/>
     </w:p>
     <w:p>
       <w:r>
@@ -3610,21 +3630,21 @@
       <w:pPr>
         <w:pStyle w:val="berschrift2"/>
       </w:pPr>
-      <w:bookmarkStart w:id="17" w:name="_Toc224720516"/>
-      <w:bookmarkStart w:id="18" w:name="_Toc224890132"/>
-      <w:bookmarkStart w:id="19" w:name="_Toc224890846"/>
-      <w:bookmarkStart w:id="20" w:name="_Hlk224720040"/>
+      <w:bookmarkStart w:id="18" w:name="_Toc224720516"/>
+      <w:bookmarkStart w:id="19" w:name="_Toc224890132"/>
+      <w:bookmarkStart w:id="20" w:name="_Toc224890846"/>
+      <w:bookmarkStart w:id="21" w:name="_Hlk224720040"/>
       <w:r>
         <w:t xml:space="preserve">4.3 </w:t>
       </w:r>
       <w:r>
         <w:t>Automatische Projekterstellung</w:t>
       </w:r>
-      <w:bookmarkEnd w:id="17"/>
       <w:bookmarkEnd w:id="18"/>
       <w:bookmarkEnd w:id="19"/>
-    </w:p>
-    <w:bookmarkEnd w:id="20"/>
+      <w:bookmarkEnd w:id="20"/>
+    </w:p>
+    <w:bookmarkEnd w:id="21"/>
     <w:p>
       <w:r>
         <w:t>Die Anwendung muss:</w:t>
@@ -3672,11 +3692,11 @@
       <w:pPr>
         <w:pStyle w:val="berschrift2"/>
       </w:pPr>
-      <w:bookmarkStart w:id="21" w:name="_Toc224890847"/>
+      <w:bookmarkStart w:id="22" w:name="_Toc224890847"/>
       <w:r>
         <w:t>4.4 Containerisierung</w:t>
       </w:r>
-      <w:bookmarkEnd w:id="21"/>
+      <w:bookmarkEnd w:id="22"/>
     </w:p>
     <w:p>
       <w:pPr>
@@ -3738,11 +3758,11 @@
       <w:pPr>
         <w:pStyle w:val="berschrift2"/>
       </w:pPr>
-      <w:bookmarkStart w:id="22" w:name="_Toc224890848"/>
+      <w:bookmarkStart w:id="23" w:name="_Toc224890848"/>
       <w:r>
         <w:t>4.5 Startfähigkeit der Umgebung</w:t>
       </w:r>
-      <w:bookmarkEnd w:id="22"/>
+      <w:bookmarkEnd w:id="23"/>
     </w:p>
     <w:p>
       <w:r>
@@ -3755,11 +3775,11 @@
       <w:pPr>
         <w:pStyle w:val="berschrift2"/>
       </w:pPr>
-      <w:bookmarkStart w:id="23" w:name="_Toc224890849"/>
+      <w:bookmarkStart w:id="24" w:name="_Toc224890849"/>
       <w:r>
         <w:t>4.6 Eingeschränkter Technologieumfang (Prototyp)</w:t>
       </w:r>
-      <w:bookmarkEnd w:id="23"/>
+      <w:bookmarkEnd w:id="24"/>
     </w:p>
     <w:p>
       <w:r>
@@ -3801,11 +3821,11 @@
       <w:pPr>
         <w:pStyle w:val="berschrift1"/>
       </w:pPr>
-      <w:bookmarkStart w:id="24" w:name="_Toc224890850"/>
+      <w:bookmarkStart w:id="25" w:name="_Toc224890850"/>
       <w:r>
         <w:t>5 Nichtfunktionale Anforderungen</w:t>
       </w:r>
-      <w:bookmarkEnd w:id="24"/>
+      <w:bookmarkEnd w:id="25"/>
     </w:p>
     <w:p>
       <w:pPr>
@@ -3816,11 +3836,11 @@
       <w:pPr>
         <w:pStyle w:val="berschrift2"/>
       </w:pPr>
-      <w:bookmarkStart w:id="25" w:name="_Toc224890851"/>
+      <w:bookmarkStart w:id="26" w:name="_Toc224890851"/>
       <w:r>
         <w:t>5.1 Allgemeine Anforderungen</w:t>
       </w:r>
-      <w:bookmarkEnd w:id="25"/>
+      <w:bookmarkEnd w:id="26"/>
     </w:p>
     <w:p>
       <w:r>
@@ -3862,11 +3882,11 @@
       <w:pPr>
         <w:pStyle w:val="berschrift2"/>
       </w:pPr>
-      <w:bookmarkStart w:id="26" w:name="_Toc224890852"/>
+      <w:bookmarkStart w:id="27" w:name="_Toc224890852"/>
       <w:r>
         <w:t>5.2 Gesetzliche Anforderungen</w:t>
       </w:r>
-      <w:bookmarkEnd w:id="26"/>
+      <w:bookmarkEnd w:id="27"/>
     </w:p>
     <w:p>
       <w:r>
@@ -3893,11 +3913,11 @@
       <w:pPr>
         <w:pStyle w:val="berschrift2"/>
       </w:pPr>
-      <w:bookmarkStart w:id="27" w:name="_Toc224890853"/>
+      <w:bookmarkStart w:id="28" w:name="_Toc224890853"/>
       <w:r>
         <w:t>5.3 Technische Anforderungen</w:t>
       </w:r>
-      <w:bookmarkEnd w:id="27"/>
+      <w:bookmarkEnd w:id="28"/>
     </w:p>
     <w:p>
       <w:r>
@@ -3946,7 +3966,7 @@
       <w:pPr>
         <w:pStyle w:val="berschrift2"/>
       </w:pPr>
-      <w:bookmarkStart w:id="28" w:name="_Toc224890854"/>
+      <w:bookmarkStart w:id="29" w:name="_Toc224890854"/>
       <w:r>
         <w:rPr>
           <w:b/>
@@ -3957,7 +3977,7 @@
       <w:r>
         <w:t xml:space="preserve"> Weitere nichtfunktionale Anforderungen</w:t>
       </w:r>
-      <w:bookmarkEnd w:id="28"/>
+      <w:bookmarkEnd w:id="29"/>
     </w:p>
     <w:p>
       <w:r>
@@ -3979,11 +3999,11 @@
       <w:pPr>
         <w:pStyle w:val="berschrift1"/>
       </w:pPr>
-      <w:bookmarkStart w:id="29" w:name="_Toc224890855"/>
+      <w:bookmarkStart w:id="30" w:name="_Toc224890855"/>
       <w:r>
         <w:t>6 Lieferumfang</w:t>
       </w:r>
-      <w:bookmarkEnd w:id="29"/>
+      <w:bookmarkEnd w:id="30"/>
     </w:p>
     <w:p>
       <w:pPr>
@@ -3997,11 +4017,11 @@
       <w:pPr>
         <w:pStyle w:val="berschrift2"/>
       </w:pPr>
-      <w:bookmarkStart w:id="30" w:name="_Toc224890856"/>
+      <w:bookmarkStart w:id="31" w:name="_Toc224890856"/>
       <w:r>
         <w:t>6.1 Lieferumfang</w:t>
       </w:r>
-      <w:bookmarkEnd w:id="30"/>
+      <w:bookmarkEnd w:id="31"/>
     </w:p>
     <w:p>
       <w:r>
@@ -4021,49 +4041,53 @@
       </w:r>
       <w:r>
         <w:tab/>
-        <w:t>Dokumentation</w:t>
-      </w:r>
-    </w:p>
-    <w:p>
-      <w:r>
-        <w:tab/>
-        <w:t>•</w:t>
-      </w:r>
-      <w:r>
-        <w:tab/>
-        <w:t>Beispielprojekt (generiert)</w:t>
+        <w:t xml:space="preserve">Dokumentation </w:t>
       </w:r>
     </w:p>
     <w:p>
       <w:pPr>
         <w:pStyle w:val="berschrift2"/>
       </w:pPr>
-      <w:bookmarkStart w:id="31" w:name="_Toc224890857"/>
+      <w:bookmarkStart w:id="32" w:name="_Toc224890857"/>
       <w:r>
         <w:t>6.2 Kosten</w:t>
       </w:r>
-      <w:bookmarkEnd w:id="31"/>
+      <w:bookmarkEnd w:id="32"/>
     </w:p>
     <w:p>
       <w:r>
         <w:t>Das Projekt wird im Rahmen der Ausbildung durchgeführt, es entstehen keine direkten Kosten</w:t>
       </w:r>
       <w:r>
-        <w:t xml:space="preserve"> die üblichen Personalkosten überschreiten</w:t>
+        <w:t>,</w:t>
+      </w:r>
+      <w:r>
+        <w:t xml:space="preserve"> die übliche Personalkosten überschreiten</w:t>
       </w:r>
       <w:r>
         <w:t>.</w:t>
       </w:r>
+      <w:r>
+        <w:t xml:space="preserve"> Es soll auf die Nutzung von Lizenzfreier </w:t>
+      </w:r>
+      <w:proofErr w:type="spellStart"/>
+      <w:r>
+        <w:t>Softwarepackete</w:t>
+      </w:r>
+      <w:proofErr w:type="spellEnd"/>
+      <w:r>
+        <w:t xml:space="preserve"> geachtet werden, da kein Budget für Lizenzen zur Verfügung gestellt wird.</w:t>
+      </w:r>
     </w:p>
     <w:p>
       <w:pPr>
         <w:pStyle w:val="berschrift2"/>
       </w:pPr>
-      <w:bookmarkStart w:id="32" w:name="_Toc224890858"/>
+      <w:bookmarkStart w:id="33" w:name="_Toc224890858"/>
       <w:r>
         <w:t>6.3 Liefertermin</w:t>
       </w:r>
-      <w:bookmarkEnd w:id="32"/>
+      <w:bookmarkEnd w:id="33"/>
     </w:p>
     <w:p>
       <w:r>
@@ -4080,21 +4104,13 @@
     </w:p>
     <w:p>
       <w:pPr>
-        <w:rPr>
-          <w:b/>
-          <w:bCs/>
-        </w:rPr>
-      </w:pPr>
-    </w:p>
-    <w:p>
-      <w:pPr>
         <w:pStyle w:val="berschrift2"/>
       </w:pPr>
-      <w:bookmarkStart w:id="33" w:name="_Toc224890859"/>
+      <w:bookmarkStart w:id="34" w:name="_Toc224890859"/>
       <w:r>
         <w:t>6.4 Ansprechstelle und Lieferort</w:t>
       </w:r>
-      <w:bookmarkEnd w:id="33"/>
+      <w:bookmarkEnd w:id="34"/>
     </w:p>
     <w:p>
       <w:r>
@@ -4110,6 +4126,9 @@
         <w:t>FiAE</w:t>
       </w:r>
       <w:proofErr w:type="spellEnd"/>
+      <w:r>
+        <w:t>)</w:t>
+      </w:r>
     </w:p>
     <w:p>
       <w:r>
@@ -4126,11 +4145,11 @@
       <w:pPr>
         <w:pStyle w:val="berschrift1"/>
       </w:pPr>
-      <w:bookmarkStart w:id="34" w:name="_Toc224890860"/>
+      <w:bookmarkStart w:id="35" w:name="_Toc224890860"/>
       <w:r>
         <w:t>7 Abnahmevoraussetzungen</w:t>
       </w:r>
-      <w:bookmarkEnd w:id="34"/>
+      <w:bookmarkEnd w:id="35"/>
     </w:p>
     <w:p>
       <w:r>
@@ -4208,11 +4227,11 @@
       <w:pPr>
         <w:pStyle w:val="berschrift1"/>
       </w:pPr>
-      <w:bookmarkStart w:id="35" w:name="_Toc224890861"/>
+      <w:bookmarkStart w:id="36" w:name="_Toc224890861"/>
       <w:r>
         <w:t>8 Anhang</w:t>
       </w:r>
-      <w:bookmarkEnd w:id="35"/>
+      <w:bookmarkEnd w:id="36"/>
     </w:p>
     <w:p>
       <w:pPr>
@@ -4228,7 +4247,7 @@
       </w:r>
     </w:p>
     <w:sectPr>
-      <w:footerReference w:type="default" r:id="rId12"/>
+      <w:footerReference w:type="default" r:id="rId11"/>
       <w:pgSz w:w="11906" w:h="16838"/>
       <w:pgMar w:top="1417" w:right="1417" w:bottom="1134" w:left="1417" w:header="708" w:footer="708" w:gutter="0"/>
       <w:cols w:space="708"/>
@@ -6326,16 +6345,12 @@
 </file>
 
 <file path=customXml/item1.xml><?xml version="1.0" encoding="utf-8"?>
-<p:properties xmlns:p="http://schemas.microsoft.com/office/2006/metadata/properties" xmlns:xsi="http://www.w3.org/2001/XMLSchema-instance" xmlns:pc="http://schemas.microsoft.com/office/infopath/2007/PartnerControls">
-  <documentManagement>
-    <lcf76f155ced4ddcb4097134ff3c332f xmlns="d8713921-ea06-4982-babe-663e602d233a">
-      <Terms xmlns="http://schemas.microsoft.com/office/infopath/2007/PartnerControls"/>
-    </lcf76f155ced4ddcb4097134ff3c332f>
-    <TaxCatchAll xmlns="8cf8b716-41e7-4309-ade8-e958aed37dc5" xsi:nil="true"/>
-    <_ip_UnifiedCompliancePolicyUIAction xmlns="http://schemas.microsoft.com/sharepoint/v3" xsi:nil="true"/>
-    <_ip_UnifiedCompliancePolicyProperties xmlns="http://schemas.microsoft.com/sharepoint/v3" xsi:nil="true"/>
-  </documentManagement>
-</p:properties>
+<?mso-contentType ?>
+<FormTemplates xmlns="http://schemas.microsoft.com/sharepoint/v3/contenttype/forms">
+  <Display>DocumentLibraryForm</Display>
+  <Edit>DocumentLibraryForm</Edit>
+  <New>DocumentLibraryForm</New>
+</FormTemplates>
 </file>
 
 <file path=customXml/item2.xml><?xml version="1.0" encoding="utf-8"?>
@@ -6617,12 +6632,16 @@
 </file>
 
 <file path=customXml/item3.xml><?xml version="1.0" encoding="utf-8"?>
-<?mso-contentType ?>
-<FormTemplates xmlns="http://schemas.microsoft.com/sharepoint/v3/contenttype/forms">
-  <Display>DocumentLibraryForm</Display>
-  <Edit>DocumentLibraryForm</Edit>
-  <New>DocumentLibraryForm</New>
-</FormTemplates>
+<p:properties xmlns:p="http://schemas.microsoft.com/office/2006/metadata/properties" xmlns:xsi="http://www.w3.org/2001/XMLSchema-instance" xmlns:pc="http://schemas.microsoft.com/office/infopath/2007/PartnerControls">
+  <documentManagement>
+    <lcf76f155ced4ddcb4097134ff3c332f xmlns="d8713921-ea06-4982-babe-663e602d233a">
+      <Terms xmlns="http://schemas.microsoft.com/office/infopath/2007/PartnerControls"/>
+    </lcf76f155ced4ddcb4097134ff3c332f>
+    <TaxCatchAll xmlns="8cf8b716-41e7-4309-ade8-e958aed37dc5" xsi:nil="true"/>
+    <_ip_UnifiedCompliancePolicyUIAction xmlns="http://schemas.microsoft.com/sharepoint/v3" xsi:nil="true"/>
+    <_ip_UnifiedCompliancePolicyProperties xmlns="http://schemas.microsoft.com/sharepoint/v3" xsi:nil="true"/>
+  </documentManagement>
+</p:properties>
 </file>
 
 <file path=customXml/item4.xml><?xml version="1.0" encoding="utf-8"?>
@@ -6630,13 +6649,9 @@
 </file>
 
 <file path=customXml/itemProps1.xml><?xml version="1.0" encoding="utf-8"?>
-<ds:datastoreItem xmlns:ds="http://schemas.openxmlformats.org/officeDocument/2006/customXml" ds:itemID="{82190911-41C4-4D06-B794-349FD0AFF145}">
+<ds:datastoreItem xmlns:ds="http://schemas.openxmlformats.org/officeDocument/2006/customXml" ds:itemID="{E5FB441C-543F-49EF-B482-DCE4E5826BDD}">
   <ds:schemaRefs>
-    <ds:schemaRef ds:uri="http://schemas.microsoft.com/office/2006/metadata/properties"/>
-    <ds:schemaRef ds:uri="http://schemas.microsoft.com/office/infopath/2007/PartnerControls"/>
-    <ds:schemaRef ds:uri="d8713921-ea06-4982-babe-663e602d233a"/>
-    <ds:schemaRef ds:uri="8cf8b716-41e7-4309-ade8-e958aed37dc5"/>
-    <ds:schemaRef ds:uri="http://schemas.microsoft.com/sharepoint/v3"/>
+    <ds:schemaRef ds:uri="http://schemas.microsoft.com/sharepoint/v3/contenttype/forms"/>
   </ds:schemaRefs>
 </ds:datastoreItem>
 </file>
@@ -6662,9 +6677,13 @@
 </file>
 
 <file path=customXml/itemProps3.xml><?xml version="1.0" encoding="utf-8"?>
-<ds:datastoreItem xmlns:ds="http://schemas.openxmlformats.org/officeDocument/2006/customXml" ds:itemID="{E5FB441C-543F-49EF-B482-DCE4E5826BDD}">
+<ds:datastoreItem xmlns:ds="http://schemas.openxmlformats.org/officeDocument/2006/customXml" ds:itemID="{82190911-41C4-4D06-B794-349FD0AFF145}">
   <ds:schemaRefs>
-    <ds:schemaRef ds:uri="http://schemas.microsoft.com/sharepoint/v3/contenttype/forms"/>
+    <ds:schemaRef ds:uri="http://schemas.microsoft.com/office/2006/metadata/properties"/>
+    <ds:schemaRef ds:uri="http://schemas.microsoft.com/office/infopath/2007/PartnerControls"/>
+    <ds:schemaRef ds:uri="d8713921-ea06-4982-babe-663e602d233a"/>
+    <ds:schemaRef ds:uri="8cf8b716-41e7-4309-ade8-e958aed37dc5"/>
+    <ds:schemaRef ds:uri="http://schemas.microsoft.com/sharepoint/v3"/>
   </ds:schemaRefs>
 </ds:datastoreItem>
 </file>
